--- a/Projeto/Projeto IA no PPA.docx
+++ b/Projeto/Projeto IA no PPA.docx
@@ -137,7 +137,21 @@
         <w:rPr>
           <w:rFonts w:ascii="Calibri" w:hAnsi="Calibri" w:cs="Calibri"/>
         </w:rPr>
-        <w:t xml:space="preserve">Solução de atendimento inteligente voltada ao público externo (sociedade civil, universidades, órgãos de controle) e também a usuários internos, facilitando a compreensão das orientações metodológicas e operacionais </w:t>
+        <w:t xml:space="preserve">Solução de atendimento inteligente voltada ao público externo (sociedade civil, universidades, órgãos de controle) </w:t>
+      </w:r>
+      <w:proofErr w:type="gramStart"/>
+      <w:r>
+        <w:rPr>
+          <w:rFonts w:ascii="Calibri" w:hAnsi="Calibri" w:cs="Calibri"/>
+        </w:rPr>
+        <w:t>e também</w:t>
+      </w:r>
+      <w:proofErr w:type="gramEnd"/>
+      <w:r>
+        <w:rPr>
+          <w:rFonts w:ascii="Calibri" w:hAnsi="Calibri" w:cs="Calibri"/>
+        </w:rPr>
+        <w:t xml:space="preserve"> a usuários internos, facilitando a compreensão das orientações metodológicas e operacionais </w:t>
       </w:r>
       <w:r>
         <w:rPr>
@@ -468,7 +482,21 @@
         <w:rPr>
           <w:rFonts w:ascii="Calibri" w:hAnsi="Calibri" w:cs="Calibri"/>
         </w:rPr>
-        <w:t>O Plano Plurianual (PPA) é o principal instrumento de planejamento estratégico de da administração pública, responsável por orientar a execução das políticas públicas e a alocação de recursos orçamentários. No entanto, a crescente complexidade dos programas governamentais, o grande volume de informações envolvidas e a necessidade de articulação intersetorial colocam desafios significativos à sua elaboração, monitoramento e revisão.</w:t>
+        <w:t xml:space="preserve">O Plano Plurianual (PPA) é o principal instrumento de planejamento estratégico </w:t>
+      </w:r>
+      <w:proofErr w:type="gramStart"/>
+      <w:r>
+        <w:rPr>
+          <w:rFonts w:ascii="Calibri" w:hAnsi="Calibri" w:cs="Calibri"/>
+        </w:rPr>
+        <w:t>de da</w:t>
+      </w:r>
+      <w:proofErr w:type="gramEnd"/>
+      <w:r>
+        <w:rPr>
+          <w:rFonts w:ascii="Calibri" w:hAnsi="Calibri" w:cs="Calibri"/>
+        </w:rPr>
+        <w:t xml:space="preserve"> administração pública, responsável por orientar a execução das políticas públicas e a alocação de recursos orçamentários. No entanto, a crescente complexidade dos programas governamentais, o grande volume de informações envolvidas e a necessidade de articulação intersetorial colocam desafios significativos à sua elaboração, monitoramento e revisão.</w:t>
       </w:r>
     </w:p>
     <w:p>
@@ -1448,7 +1476,23 @@
           <w:rFonts w:ascii="Calibri" w:hAnsi="Calibri" w:cs="Calibri"/>
           <w:lang w:val="en-US"/>
         </w:rPr>
-        <w:t xml:space="preserve"> para a </w:t>
+        <w:t xml:space="preserve"> para </w:t>
+      </w:r>
+      <w:proofErr w:type="gramStart"/>
+      <w:r>
+        <w:rPr>
+          <w:rFonts w:ascii="Calibri" w:hAnsi="Calibri" w:cs="Calibri"/>
+          <w:lang w:val="en-US"/>
+        </w:rPr>
+        <w:t>a</w:t>
+      </w:r>
+      <w:proofErr w:type="gramEnd"/>
+      <w:r>
+        <w:rPr>
+          <w:rFonts w:ascii="Calibri" w:hAnsi="Calibri" w:cs="Calibri"/>
+          <w:lang w:val="en-US"/>
+        </w:rPr>
+        <w:t xml:space="preserve"> </w:t>
       </w:r>
       <w:proofErr w:type="spellStart"/>
       <w:r>
@@ -1791,6 +1835,7 @@
           <w:bCs/>
         </w:rPr>
       </w:pPr>
+      <w:proofErr w:type="gramStart"/>
       <w:r>
         <w:rPr>
           <w:rFonts w:ascii="Calibri" w:hAnsi="Calibri" w:cs="Calibri"/>
@@ -1799,6 +1844,7 @@
         </w:rPr>
         <w:t>Público Alvo</w:t>
       </w:r>
+      <w:proofErr w:type="gramEnd"/>
     </w:p>
     <w:p>
       <w:pPr>
@@ -2150,31 +2196,20 @@
         <w:jc w:val="both"/>
         <w:rPr>
           <w:rFonts w:ascii="Calibri" w:hAnsi="Calibri" w:cs="Calibri"/>
-        </w:rPr>
-      </w:pPr>
-      <w:r>
-        <w:rPr>
-          <w:rFonts w:ascii="Calibri" w:hAnsi="Calibri" w:cs="Calibri"/>
-        </w:rPr>
-        <w:t>- Bibliotecas e frameworks (</w:t>
-      </w:r>
-      <w:proofErr w:type="spellStart"/>
-      <w:r>
-        <w:rPr>
-          <w:rFonts w:ascii="Calibri" w:hAnsi="Calibri" w:cs="Calibri"/>
-        </w:rPr>
-        <w:t>LangChain</w:t>
-      </w:r>
-      <w:proofErr w:type="spellEnd"/>
-      <w:r>
-        <w:rPr>
-          <w:rFonts w:ascii="Calibri" w:hAnsi="Calibri" w:cs="Calibri"/>
-        </w:rPr>
-        <w:t>, FAISS, etc.)</w:t>
-      </w:r>
-      <w:r>
-        <w:rPr>
-          <w:rFonts w:ascii="Calibri" w:hAnsi="Calibri" w:cs="Calibri"/>
+          <w:lang w:val="fr-FR"/>
+        </w:rPr>
+      </w:pPr>
+      <w:r>
+        <w:rPr>
+          <w:rFonts w:ascii="Calibri" w:hAnsi="Calibri" w:cs="Calibri"/>
+          <w:lang w:val="fr-FR"/>
+        </w:rPr>
+        <w:t>- Bibliotecas e frameworks (LangChain, FAISS, etc.)</w:t>
+      </w:r>
+      <w:r>
+        <w:rPr>
+          <w:rFonts w:ascii="Calibri" w:hAnsi="Calibri" w:cs="Calibri"/>
+          <w:lang w:val="fr-FR"/>
         </w:rPr>
         <w:t>; e</w:t>
       </w:r>
@@ -2348,7 +2383,21 @@
         <w:rPr>
           <w:rFonts w:ascii="Calibri" w:hAnsi="Calibri" w:cs="Calibri"/>
         </w:rPr>
-        <w:t xml:space="preserve">Criar alta expectativa a não atendê-la adequadamente – </w:t>
+        <w:t xml:space="preserve">Criar alta expectativa a não </w:t>
+      </w:r>
+      <w:proofErr w:type="gramStart"/>
+      <w:r>
+        <w:rPr>
+          <w:rFonts w:ascii="Calibri" w:hAnsi="Calibri" w:cs="Calibri"/>
+        </w:rPr>
+        <w:t>atendê-la</w:t>
+      </w:r>
+      <w:proofErr w:type="gramEnd"/>
+      <w:r>
+        <w:rPr>
+          <w:rFonts w:ascii="Calibri" w:hAnsi="Calibri" w:cs="Calibri"/>
+        </w:rPr>
+        <w:t xml:space="preserve"> adequadamente – </w:t>
       </w:r>
       <w:proofErr w:type="spellStart"/>
       <w:r>
@@ -2540,6 +2589,59 @@
         </w:rPr>
         <w:t>O projeto poderá ser mantido por meio de servidores institucionais ou cloud pública. Possui potencial de ampliação para aplicação em outros instrumentos, como LDO e LOA.</w:t>
       </w:r>
+    </w:p>
+    <w:p>
+      <w:pPr>
+        <w:ind w:left="993"/>
+        <w:jc w:val="both"/>
+        <w:rPr>
+          <w:rFonts w:ascii="Calibri" w:hAnsi="Calibri" w:cs="Calibri"/>
+        </w:rPr>
+      </w:pPr>
+      <w:r>
+        <w:rPr>
+          <w:rFonts w:ascii="Calibri" w:hAnsi="Calibri" w:cs="Calibri"/>
+        </w:rPr>
+        <w:t xml:space="preserve">Cada </w:t>
+      </w:r>
+      <w:proofErr w:type="spellStart"/>
+      <w:r>
+        <w:rPr>
+          <w:rFonts w:ascii="Calibri" w:hAnsi="Calibri" w:cs="Calibri"/>
+        </w:rPr>
+        <w:t>alteracao</w:t>
+      </w:r>
+      <w:proofErr w:type="spellEnd"/>
+      <w:r>
+        <w:rPr>
+          <w:rFonts w:ascii="Calibri" w:hAnsi="Calibri" w:cs="Calibri"/>
+        </w:rPr>
+        <w:t xml:space="preserve"> no SIOP deve representar </w:t>
+      </w:r>
+      <w:proofErr w:type="spellStart"/>
+      <w:r>
+        <w:rPr>
+          <w:rFonts w:ascii="Calibri" w:hAnsi="Calibri" w:cs="Calibri"/>
+        </w:rPr>
+        <w:t>modificacao</w:t>
+      </w:r>
+      <w:proofErr w:type="spellEnd"/>
+      <w:r>
+        <w:rPr>
+          <w:rFonts w:ascii="Calibri" w:hAnsi="Calibri" w:cs="Calibri"/>
+        </w:rPr>
+        <w:t xml:space="preserve"> na base de conhecimentos</w:t>
+      </w:r>
+    </w:p>
+    <w:p>
+      <w:pPr>
+        <w:ind w:left="993"/>
+        <w:jc w:val="both"/>
+        <w:rPr>
+          <w:rFonts w:ascii="Calibri" w:hAnsi="Calibri" w:cs="Calibri"/>
+          <w:u w:val="single"/>
+        </w:rPr>
+      </w:pPr>
     </w:p>
     <w:p>
       <w:pPr>
@@ -4116,7 +4218,6 @@
   <w:style w:type="character" w:default="1" w:styleId="Fontepargpadro">
     <w:name w:val="Default Paragraph Font"/>
     <w:uiPriority w:val="1"/>
-    <w:semiHidden/>
     <w:unhideWhenUsed/>
   </w:style>
   <w:style w:type="table" w:default="1" w:styleId="Tabelanormal">
